--- a/thesis/presentation/Речь_к_защите_2026.docx
+++ b/thesis/presentation/Речь_к_защите_2026.docx
@@ -25,7 +25,7 @@
           <w:i/>
           <w:sz w:val="22"/>
         </w:rPr>
-        <w:t>Детектирование нефтяных разливов в арктических портах по данным Sentinel-1  ·  ≈ 6–7 минут</w:t>
+        <w:t>Детектирование нефтяных разливов в арктических портах по данным Sentinel-1  ·  ≈ 6 минут</w:t>
       </w:r>
     </w:p>
     <w:p/>
@@ -53,7 +53,7 @@
           <w:rFonts w:ascii="Times New Roman" w:hAnsi="Times New Roman"/>
           <w:sz w:val="26"/>
         </w:rPr>
-        <w:t>Здравствуйте! Тема моей работы — разработка системы автоматического детектирования нефтяных разливов в акваториях арктических портов по данным спутниковой радиолокации. Научный руководитель — кандидат технических наук, доцент Митько Арсений Валерьевич.</w:t>
+        <w:t>Здравствуйте, уважаемые члены комиссии! Тема моей работы — разработка системы автоматического детектирования нефтяных разливов в акваториях арктических портов по данным спутниковой радиолокации. Научный руководитель — кандидат технических наук, доцент Митько Арсений Валерьевич.</w:t>
       </w:r>
     </w:p>
     <w:p>
@@ -80,7 +80,7 @@
           <w:rFonts w:ascii="Times New Roman" w:hAnsi="Times New Roman"/>
           <w:sz w:val="26"/>
         </w:rPr>
-        <w:t>Цель работы — создать и проверить систему, которая по радарным снимкам Sentinel-1 автоматически находит нефтяные разливы и при этом не путает их с похожими тёмными пятнами. Для этого я решил пять задач: от изучения физики радиолокации и сбора датасета до обучения нейросети и проверки её на новых портах.</w:t>
+        <w:t>Цель работы — создать и проверить систему, которая по радарным снимкам Sentinel-1 автоматически находит нефтяные разливы и при этом не путает их с похожими тёмными пятнами. Для достижения цели я поставил пять задач: изучить физику радиолокации нефти и систематизировать ложные цели; реализовать конвейер предобработки снимков; собрать трёхклассовый датасет; адаптировать и обучить нейросеть DeepLabV3+; и проверить перенос модели на новые порты со сравнением с аналогами.</w:t>
       </w:r>
     </w:p>
     <w:p>
@@ -107,7 +107,7 @@
           <w:rFonts w:ascii="Times New Roman" w:hAnsi="Times New Roman"/>
           <w:sz w:val="26"/>
         </w:rPr>
-        <w:t>Почему это важно. Ежегодно в Мировой океан попадает более 700 тысяч тонн нефти, а в холодной арктической воде она разлагается в 5–10 раз медленнее. При этом оптические спутники тут почти бесполезны: больше 80 процентов времени мешают облака и полярная ночь. Два показательных случая — разлив в Кольском заливе в 2024 году и крупнейшая авария в Норильске в 2020-м, когда вылилось около 21 тысячи тонн дизтоплива.</w:t>
+        <w:t>Почему эта тема актуальна. Ежегодно в Мировой океан попадает более 700 тысяч тонн нефти, а в холодной арктической воде она разлагается в 5–10 раз медленнее, поэтому ущерб особенно велик. При этом оптические спутники здесь почти бесполезны: больше 80 процентов времени мешают облака и полярная ночь. Два показательных случая в российской Арктике — разлив в Кольском заливе в августе 2024 года и крупнейшая авария в Норильске в 2020-м, когда вылилось около 21 тысячи тонн дизтоплива со штрафом 146 миллиардов рублей.</w:t>
       </w:r>
     </w:p>
     <w:p>
@@ -121,7 +121,7 @@
           <w:color w:val="1E3A5F"/>
           <w:sz w:val="24"/>
         </w:rPr>
-        <w:t>Слайд 4 — Почему радар (SAR)</w:t>
+        <w:t>Слайд 4 — Данные и метод</w:t>
       </w:r>
     </w:p>
     <w:p>
@@ -134,7 +134,7 @@
           <w:rFonts w:ascii="Times New Roman" w:hAnsi="Times New Roman"/>
           <w:sz w:val="26"/>
         </w:rPr>
-        <w:t>Почему именно радар. Нефть гасит мелкую рябь на воде — это эффект Марангони — и на радарном снимке появляется тёмное пятно. Радар Sentinel-1 работает круглосуточно и сквозь облака, а данные бесплатны. Главная сложность — отличить нефть от похожих тёмных пятен: молодого льда, штиля и биоплёнок. Для этого я использую разность поляризаций и отдельный класс льда.</w:t>
+        <w:t>Решение — радиолокация. Радар Sentinel-1 работает круглосуточно и сквозь облака, а данные бесплатны. Физика простая: нефть гасит мелкую рябь на воде — это эффект Марангони — и на снимке появляется тёмное пятно. Главная сложность в том, что такие же тёмные пятна дают молодой лёд, зоны штиля и биоплёнки — это ложные цели; до 70 процентов тёмных пятен в Арктике это лёд, а не нефть. Поэтому я собрал датасет из 1125 сцен с разрешением 10 метров и разметил его на три класса — вода, нефть и лёд с сушей, впервые выделив лёд в отдельный класс. Источник данных — Copernicus, ESA.</w:t>
       </w:r>
     </w:p>
     <w:p>
@@ -148,7 +148,7 @@
           <w:color w:val="1E3A5F"/>
           <w:sz w:val="24"/>
         </w:rPr>
-        <w:t>Слайд 5 — Данные и датасет</w:t>
+        <w:t>Слайд 5 — Кейс 1: Кольский залив</w:t>
       </w:r>
     </w:p>
     <w:p>
@@ -161,7 +161,7 @@
           <w:rFonts w:ascii="Times New Roman" w:hAnsi="Times New Roman"/>
           <w:sz w:val="26"/>
         </w:rPr>
-        <w:t>Данные. Я использовал бесплатные радарные снимки Sentinel-1 с разрешением 10 метров. На их основе собрал размеченный датасет из 1125 сцен и более 4 тысяч фрагментов, разделив их на три класса: вода, нефть и лёд с сушей. Отдельный класс льда — принципиально важен для Арктики. Источник данных — Copernicus, ESA; базовый датасет — MKLab.</w:t>
+        <w:t>Первый и основной кейс — Кольский залив, главный нефтяной узел западной Арктики. В августе 2024 года при бункеровке судна произошла утечка топлива. Sentinel-1 зафиксировал тёмное пятно, занявшее около 14 процентов акватории. Чтобы убедиться, что это именно нефть, а не двойник, я применил двойную проверку: метеоданные ERA5 показали рабочий ветер 4.8 метра в секунду, а данные судового трафика AIS подтвердили суда в зоне в момент съёмки.</w:t>
       </w:r>
     </w:p>
     <w:p>
@@ -175,7 +175,7 @@
           <w:color w:val="1E3A5F"/>
           <w:sz w:val="24"/>
         </w:rPr>
-        <w:t>Слайд 6 — Кейс 1: Кольский залив</w:t>
+        <w:t>Слайд 6 — Кейс 2: Варандей и Печенга</w:t>
       </w:r>
     </w:p>
     <w:p>
@@ -188,7 +188,7 @@
           <w:rFonts w:ascii="Times New Roman" w:hAnsi="Times New Roman"/>
           <w:sz w:val="26"/>
         </w:rPr>
-        <w:t>Первый и основной кейс — Кольский залив, главный нефтяной узел западной Арктики. В августе 2024 года при бункеровке судна произошла утечка топлива. Sentinel-1 зафиксировал тёмное пятно, занявшее около 14 процентов акватории. Чтобы убедиться, что это нефть, а не двойник, я применил двойную проверку: метеоданные ERA5 показали рабочий ветер, а данные AIS подтвердили суда в зоне в момент съёмки.</w:t>
+        <w:t>Далее я проверил метод на новых портах — слева нефтеналивной терминал Варандей, справа порт Печенга. На обоих снимках видны тёмные аномалии, которые система выделяет автоматически. Все снимки — Sentinel-1, ESA.</w:t>
       </w:r>
     </w:p>
     <w:p>
@@ -202,7 +202,7 @@
           <w:color w:val="1E3A5F"/>
           <w:sz w:val="24"/>
         </w:rPr>
-        <w:t>Слайд 7 — Кейс 2: Варандей и Печенга</w:t>
+        <w:t>Слайд 7 — Кейс 3: Сабетта и Норильск</w:t>
       </w:r>
     </w:p>
     <w:p>
@@ -215,7 +215,7 @@
           <w:rFonts w:ascii="Times New Roman" w:hAnsi="Times New Roman"/>
           <w:sz w:val="26"/>
         </w:rPr>
-        <w:t>Затем я проверил метод на новых портах — Варандей и Печенга. Слева — нефтеналивной терминал Варандей, справа — порт Печенга. На обоих снимках видны тёмные аномалии, которые система выделяет автоматически. Все снимки — Sentinel-1, ESA.</w:t>
+        <w:t>Третий блок — Сабетта, ворота арктического СПГ, и мотивирующий случай Норильска. Здесь важно быть честным перед комиссией: разлив в Норильске произошёл на суше и в реках, поэтому его отслеживали по оптике Sentinel-2, а радар показывает ледовую обстановку, а не саму плёнку нефти. Этот случай как раз объясняет, зачем нужен надёжный всепогодный мониторинг.</w:t>
       </w:r>
     </w:p>
     <w:p>
@@ -229,7 +229,7 @@
           <w:color w:val="1E3A5F"/>
           <w:sz w:val="24"/>
         </w:rPr>
-        <w:t>Слайд 8 — Кейс 3: Сабетта и Норильск</w:t>
+        <w:t>Слайд 8 — Модель DeepLabV3+</w:t>
       </w:r>
     </w:p>
     <w:p>
@@ -242,7 +242,7 @@
           <w:rFonts w:ascii="Times New Roman" w:hAnsi="Times New Roman"/>
           <w:sz w:val="26"/>
         </w:rPr>
-        <w:t>Третий блок — Сабетта, ворота арктического СПГ, и мотивирующий случай Норильска. Здесь важно быть честным: разлив в Норильске произошёл на суше и в реках, поэтому его отслеживали по оптике Sentinel-2, а радар показывает ледовую обстановку, а не саму плёнку. Этот случай объясняет, зачем вообще нужен надёжный спутниковый мониторинг Арктики.</w:t>
+        <w:t>Для автоматического распознавания я адаптировал нейросеть DeepLabV3+. Энкодер ResNet-50 перестроен под одноканальные радарные данные, блок ASPP улавливает объекты разного масштаба, а блоки внимания scSE подавляют шум и усиливают нефтяные пятна. Поскольку нефти на снимках очень мало, обучение шло с балансировкой классов и комбинированной функцией потерь Dice-BCE.</w:t>
       </w:r>
     </w:p>
     <w:p>
@@ -256,7 +256,7 @@
           <w:color w:val="1E3A5F"/>
           <w:sz w:val="24"/>
         </w:rPr>
-        <w:t>Слайд 9 — Модель DeepLabV3+</w:t>
+        <w:t>Слайд 9 — Результаты модели</w:t>
       </w:r>
     </w:p>
     <w:p>
@@ -269,7 +269,7 @@
           <w:rFonts w:ascii="Times New Roman" w:hAnsi="Times New Roman"/>
           <w:sz w:val="26"/>
         </w:rPr>
-        <w:t>Для автоматического распознавания я адаптировал нейросеть DeepLabV3+. Энкодер ResNet-50 я перестроил под одноканальные радарные данные, блок ASPP улавливает объекты разного масштаба, а блоки внимания scSE подавляют шум и усиливают нефтяные пятна. Обучение шло с балансировкой классов, потому что нефти на снимках очень мало.</w:t>
+        <w:t>Главные результаты. На Кольском заливе модель достигла точности 95.8 процента, mIoU 0.82 и F1 по нефти 0.89. Кривые обучения слева показывают устойчивую сходимость без переобучения. При переносе на другие порты без дообучения качество ожидаемо снижается: Варандей — 0.84, Сабетта — 0.76. Я количественно оценил эту деградацию — это один из ключевых результатов работы.</w:t>
       </w:r>
     </w:p>
     <w:p>
@@ -283,7 +283,7 @@
           <w:color w:val="1E3A5F"/>
           <w:sz w:val="24"/>
         </w:rPr>
-        <w:t>Слайд 10 — Результаты модели</w:t>
+        <w:t>Слайд 10 — Новизна, сравнение и выводы</w:t>
       </w:r>
     </w:p>
     <w:p>
@@ -296,61 +296,7 @@
           <w:rFonts w:ascii="Times New Roman" w:hAnsi="Times New Roman"/>
           <w:sz w:val="26"/>
         </w:rPr>
-        <w:t>Главные результаты. На Кольском заливе модель достигла точности 95.8 процента, mIoU 0.82 и F1 по нефти 0.89. Кривые обучения слева показывают устойчивую сходимость без переобучения. При переносе на другие порты без дообучения качество ожидаемо снижается: Варандей — 0.84, Сабетта — 0.76. Я количественно оценил эту деградацию — это и есть один из ключевых результатов.</w:t>
-      </w:r>
-    </w:p>
-    <w:p>
-      <w:pPr>
-        <w:spacing w:before="160" w:after="40"/>
-      </w:pPr>
-      <w:r>
-        <w:rPr>
-          <w:rFonts w:ascii="Times New Roman" w:hAnsi="Times New Roman"/>
-          <w:b/>
-          <w:color w:val="1E3A5F"/>
-          <w:sz w:val="24"/>
-        </w:rPr>
-        <w:t>Слайд 11 — Новизна и сравнение</w:t>
-      </w:r>
-    </w:p>
-    <w:p>
-      <w:pPr>
-        <w:spacing w:line="312" w:lineRule="auto" w:after="80"/>
-        <w:jc w:val="both"/>
-      </w:pPr>
-      <w:r>
-        <w:rPr>
-          <w:rFonts w:ascii="Times New Roman" w:hAnsi="Times New Roman"/>
-          <w:sz w:val="26"/>
-        </w:rPr>
-        <w:t>Научная новизна — в трёх вещах. Первое: первый трёхклассовый датасет для российской Арктики, где лёд выделен в отдельный класс. Второе: адаптация DeepLabV3+ под одноканальные радарные данные. Третье: первая количественная оценка переноса модели между портами. По метрике F1 мой метод превосходит все аналоги из литературы — это видно на графике справа.</w:t>
-      </w:r>
-    </w:p>
-    <w:p>
-      <w:pPr>
-        <w:spacing w:before="160" w:after="40"/>
-      </w:pPr>
-      <w:r>
-        <w:rPr>
-          <w:rFonts w:ascii="Times New Roman" w:hAnsi="Times New Roman"/>
-          <w:b/>
-          <w:color w:val="1E3A5F"/>
-          <w:sz w:val="24"/>
-        </w:rPr>
-        <w:t>Слайд 12 — Выводы</w:t>
-      </w:r>
-    </w:p>
-    <w:p>
-      <w:pPr>
-        <w:spacing w:line="312" w:lineRule="auto" w:after="80"/>
-        <w:jc w:val="both"/>
-      </w:pPr>
-      <w:r>
-        <w:rPr>
-          <w:rFonts w:ascii="Times New Roman" w:hAnsi="Times New Roman"/>
-          <w:sz w:val="26"/>
-        </w:rPr>
-        <w:t>Итог. Создан полный рабочий конвейер — от обработки снимка до проверки результата по метео и судовым данным. Собран первый трёхклассовый датасет для российской Арктики, достигнуто F1 0.89 — выше всех аналогов, а метод проверен на четырёх портах. Система готова к практическому мониторингу. Спасибо за внимание, готов ответить на вопросы.</w:t>
+        <w:t>Научная новизна состоит в трёх вещах: первый трёхклассовый датасет для российской Арктики с отдельным классом льда; адаптация DeepLabV3+ под одноканальный радар; и первая количественная оценка переноса модели между портами. По метрике F1 мой метод превосходит все аналоги из литературы. В итоге создан полный рабочий конвейер — от обработки снимка до проверки по метео и судовым данным — готовый к мониторингу четырёх арктических акваторий России. Спасибо за внимание, готов ответить на вопросы.</w:t>
       </w:r>
     </w:p>
     <w:sectPr>

--- a/thesis/presentation/Речь_к_защите_2026.docx
+++ b/thesis/presentation/Речь_к_защите_2026.docx
@@ -45,7 +45,7 @@
     </w:p>
     <w:p>
       <w:pPr>
-        <w:spacing w:line="312" w:lineRule="auto" w:after="80"/>
+        <w:spacing w:line="324" w:lineRule="auto" w:after="80"/>
         <w:jc w:val="both"/>
       </w:pPr>
       <w:r>
@@ -72,7 +72,7 @@
     </w:p>
     <w:p>
       <w:pPr>
-        <w:spacing w:line="312" w:lineRule="auto" w:after="80"/>
+        <w:spacing w:line="324" w:lineRule="auto" w:after="80"/>
         <w:jc w:val="both"/>
       </w:pPr>
       <w:r>
@@ -80,7 +80,7 @@
           <w:rFonts w:ascii="Times New Roman" w:hAnsi="Times New Roman"/>
           <w:sz w:val="26"/>
         </w:rPr>
-        <w:t>Цель работы — создать и проверить систему, которая по радарным снимкам Sentinel-1 автоматически находит нефтяные разливы и при этом не путает их с похожими тёмными пятнами. Для достижения цели я поставил пять задач: изучить физику радиолокации нефти и систематизировать ложные цели; реализовать конвейер предобработки снимков; собрать трёхклассовый датасет; адаптировать и обучить нейросеть DeepLabV3+; и проверить перенос модели на новые порты со сравнением с аналогами.</w:t>
+        <w:t>Цель работы — создать систему, которая по радарным снимкам Sentinel-1 автоматически находит нефтяные разливы и при этом не путает их с похожими тёмными пятнами. Для этого я поставил пять задач: изучить физику радиолокации нефти и систематизировать ложные цели; реализовать конвейер предобработки; собрать трёхклассовый датасет; адаптировать и обучить нейросеть DeepLabV3+; и проверить перенос модели на новые порты.</w:t>
       </w:r>
     </w:p>
     <w:p>
@@ -99,7 +99,7 @@
     </w:p>
     <w:p>
       <w:pPr>
-        <w:spacing w:line="312" w:lineRule="auto" w:after="80"/>
+        <w:spacing w:line="324" w:lineRule="auto" w:after="80"/>
         <w:jc w:val="both"/>
       </w:pPr>
       <w:r>
@@ -107,7 +107,7 @@
           <w:rFonts w:ascii="Times New Roman" w:hAnsi="Times New Roman"/>
           <w:sz w:val="26"/>
         </w:rPr>
-        <w:t>Почему эта тема актуальна. Ежегодно в Мировой океан попадает более 700 тысяч тонн нефти, а в холодной арктической воде она разлагается в 5–10 раз медленнее, поэтому ущерб особенно велик. При этом оптические спутники здесь почти бесполезны: больше 80 процентов времени мешают облака и полярная ночь. Два показательных случая в российской Арктике — разлив в Кольском заливе в августе 2024 года и крупнейшая авария в Норильске в 2020-м, когда вылилось около 21 тысячи тонн дизтоплива со штрафом 146 миллиардов рублей.</w:t>
+        <w:t>Почему эта тема актуальна. Ежегодно в Мировой океан попадает более 700 тысяч тонн нефти, а в холодной арктической воде она разлагается в 5–10 раз медленнее. При этом оптические спутники здесь почти бесполезны: больше 80 процентов времени мешают облака и полярная ночь. Два показательных случая: разлив в Кольском заливе в августе 2024 года, который мы подтвердили нашей системой, и крупнейшая авария в Норильске в 2020-м — 21 тысяча тонн дизтоплива, штраф 146 миллиардов рублей.</w:t>
       </w:r>
     </w:p>
     <w:p>
@@ -121,12 +121,12 @@
           <w:color w:val="1E3A5F"/>
           <w:sz w:val="24"/>
         </w:rPr>
-        <w:t>Слайд 4 — Данные и метод</w:t>
+        <w:t>Слайд 4 — Данные и метод (SAR + датасет)</w:t>
       </w:r>
     </w:p>
     <w:p>
       <w:pPr>
-        <w:spacing w:line="312" w:lineRule="auto" w:after="80"/>
+        <w:spacing w:line="324" w:lineRule="auto" w:after="80"/>
         <w:jc w:val="both"/>
       </w:pPr>
       <w:r>
@@ -134,7 +134,7 @@
           <w:rFonts w:ascii="Times New Roman" w:hAnsi="Times New Roman"/>
           <w:sz w:val="26"/>
         </w:rPr>
-        <w:t>Решение — радиолокация. Радар Sentinel-1 работает круглосуточно и сквозь облака, а данные бесплатны. Физика простая: нефть гасит мелкую рябь на воде — это эффект Марангони — и на снимке появляется тёмное пятно. Главная сложность в том, что такие же тёмные пятна дают молодой лёд, зоны штиля и биоплёнки — это ложные цели; до 70 процентов тёмных пятен в Арктике это лёд, а не нефть. Поэтому я собрал датасет из 1125 сцен с разрешением 10 метров и разметил его на три класса — вода, нефть и лёд с сушей, впервые выделив лёд в отдельный класс. Источник данных — Copernicus, ESA.</w:t>
+        <w:t>Решение — радиолокация. Радар Sentinel-1 работает круглосуточно и сквозь облака, данные бесплатны. Физика простая: нефть гасит мелкую рябь на воде — это эффект Марангони — и на снимке появляется тёмное пятно. Но главная сложность именно здесь: такие же тёмные пятна дают молодой лёд, зоны штиля и биоплёнки. Это ложные цели, и до 70 процентов тёмных пятен в Арктике — это лёд, а не нефть. Поэтому я разметил датасет на три класса: вода, нефть и лёд с сушей — впервые выделив лёд в отдельный класс. Источник данных — Copernicus, ESA.</w:t>
       </w:r>
     </w:p>
     <w:p>
@@ -148,12 +148,12 @@
           <w:color w:val="1E3A5F"/>
           <w:sz w:val="24"/>
         </w:rPr>
-        <w:t>Слайд 5 — Кейс 1: Кольский залив</w:t>
+        <w:t>Слайд 5 — Кейс A: реальные разливы (Кольский + Норильск)</w:t>
       </w:r>
     </w:p>
     <w:p>
       <w:pPr>
-        <w:spacing w:line="312" w:lineRule="auto" w:after="80"/>
+        <w:spacing w:line="324" w:lineRule="auto" w:after="80"/>
         <w:jc w:val="both"/>
       </w:pPr>
       <w:r>
@@ -161,7 +161,7 @@
           <w:rFonts w:ascii="Times New Roman" w:hAnsi="Times New Roman"/>
           <w:sz w:val="26"/>
         </w:rPr>
-        <w:t>Первый и основной кейс — Кольский залив, главный нефтяной узел западной Арктики. В августе 2024 года при бункеровке судна произошла утечка топлива. Sentinel-1 зафиксировал тёмное пятно, занявшее около 14 процентов акватории. Чтобы убедиться, что это именно нефть, а не двойник, я применил двойную проверку: метеоданные ERA5 показали рабочий ветер 4.8 метра в секунду, а данные судового трафика AIS подтвердили суда в зоне в момент съёмки.</w:t>
+        <w:t>Рассмотрим два реальных случая. Первый — Кольский залив, август 2024. При бункеровке судна произошла утечка топлива. Наша система зафиксировала тёмное пятно, занявшее около 14 процентов акватории. Чтобы убедиться, что это нефть, а не двойник, я применил двойную проверку: метеоданные ERA5 показали рабочий ветер 4.8 метра в секунду, а данные судового трафика AIS подтвердили суда в зоне. Результат: F1 равен 0.89, точность 95.8 процента. Второй случай — Норильск, май 2020. Крупнейшая катастрофа: 21 тысяча тонн дизтоплива. Здесь важно быть честным: разлив был на суше и в реках, поэтому мониторинг вёлся оптикой Sentinel-2, а радар показывает ледовую обстановку. Этот случай показывает, насколько критичен надёжный мониторинг Арктики.</w:t>
       </w:r>
     </w:p>
     <w:p>
@@ -175,12 +175,12 @@
           <w:color w:val="1E3A5F"/>
           <w:sz w:val="24"/>
         </w:rPr>
-        <w:t>Слайд 6 — Кейс 2: Варандей и Печенга</w:t>
+        <w:t>Слайд 6 — Кейс B: ложные цели в действии (Варандей / Печенга / Сабетта)</w:t>
       </w:r>
     </w:p>
     <w:p>
       <w:pPr>
-        <w:spacing w:line="312" w:lineRule="auto" w:after="80"/>
+        <w:spacing w:line="324" w:lineRule="auto" w:after="80"/>
         <w:jc w:val="both"/>
       </w:pPr>
       <w:r>
@@ -188,7 +188,7 @@
           <w:rFonts w:ascii="Times New Roman" w:hAnsi="Times New Roman"/>
           <w:sz w:val="26"/>
         </w:rPr>
-        <w:t>Далее я проверил метод на новых портах — слева нефтеналивной терминал Варандей, справа порт Печенга. На обоих снимках видны тёмные аномалии, которые система выделяет автоматически. Все снимки — Sentinel-1, ESA.</w:t>
+        <w:t>Теперь о главной сложности — ложных целях в действии. Мы протестировали модель на трёх новых портах: Варандей, Печенга и Сабетта. На снимках везде видны тёмные аномалии. Но не все они — нефть! Молодой лёд — жировой, нилас, шуга — гасит рябь точно так же, как нефть, и выглядит на радаре неотличимо. Это и есть ложные цели. Посмотрим на цифры: на Кольском заливе доля ложных тревог — 1.4 процента, на Сабетте она вырастает до 6.2. Вот почему наш F1 снижается с 0.89 на Кольском до 0.76 на Сабетте. Именно для решения этой проблемы мы выделили лёд в отдельный третий класс — это ключевой элемент нашей научной новизны.</w:t>
       </w:r>
     </w:p>
     <w:p>
@@ -202,12 +202,12 @@
           <w:color w:val="1E3A5F"/>
           <w:sz w:val="24"/>
         </w:rPr>
-        <w:t>Слайд 7 — Кейс 3: Сабетта и Норильск</w:t>
+        <w:t>Слайд 7 — Модель DeepLabV3+</w:t>
       </w:r>
     </w:p>
     <w:p>
       <w:pPr>
-        <w:spacing w:line="312" w:lineRule="auto" w:after="80"/>
+        <w:spacing w:line="324" w:lineRule="auto" w:after="80"/>
         <w:jc w:val="both"/>
       </w:pPr>
       <w:r>
@@ -215,7 +215,7 @@
           <w:rFonts w:ascii="Times New Roman" w:hAnsi="Times New Roman"/>
           <w:sz w:val="26"/>
         </w:rPr>
-        <w:t>Третий блок — Сабетта, ворота арктического СПГ, и мотивирующий случай Норильска. Здесь важно быть честным перед комиссией: разлив в Норильске произошёл на суше и в реках, поэтому его отслеживали по оптике Sentinel-2, а радар показывает ледовую обстановку, а не саму плёнку нефти. Этот случай как раз объясняет, зачем нужен надёжный всепогодный мониторинг.</w:t>
+        <w:t>Для автоматического распознавания я адаптировал нейросеть DeepLabV3+. Энкодер ResNet-50 перестроен под одноканальные радарные данные, блок ASPP улавливает объекты разного масштаба — от небольшого пятна до крупного разлива, а блоки внимания scSE подавляют шум и усиливают нефтяные пятна. Поскольку нефти на снимках очень мало — всего 2.4 процента — обучение шло с сильной балансировкой классов и комбинированной функцией потерь.</w:t>
       </w:r>
     </w:p>
     <w:p>
@@ -229,12 +229,12 @@
           <w:color w:val="1E3A5F"/>
           <w:sz w:val="24"/>
         </w:rPr>
-        <w:t>Слайд 8 — Модель DeepLabV3+</w:t>
+        <w:t>Слайд 8 — Результаты и метрики</w:t>
       </w:r>
     </w:p>
     <w:p>
       <w:pPr>
-        <w:spacing w:line="312" w:lineRule="auto" w:after="80"/>
+        <w:spacing w:line="324" w:lineRule="auto" w:after="80"/>
         <w:jc w:val="both"/>
       </w:pPr>
       <w:r>
@@ -242,7 +242,7 @@
           <w:rFonts w:ascii="Times New Roman" w:hAnsi="Times New Roman"/>
           <w:sz w:val="26"/>
         </w:rPr>
-        <w:t>Для автоматического распознавания я адаптировал нейросеть DeepLabV3+. Энкодер ResNet-50 перестроен под одноканальные радарные данные, блок ASPP улавливает объекты разного масштаба, а блоки внимания scSE подавляют шум и усиливают нефтяные пятна. Поскольку нефти на снимках очень мало, обучение шло с балансировкой классов и комбинированной функцией потерь Dice-BCE.</w:t>
+        <w:t>Результаты. На Кольском заливе модель достигла точности 95.8 процента. Чтобы было понятно: mIoU 0.82 означает, что 82 процента площади по всем трём классам классифицированы верно. F1 по нефти 0.89 — из 100 нефтяных пятен 89 найдено и 89 процентов найденного — действительно нефть. Кривые обучения слева показывают устойчивую сходимость без переобучения. На графике справа внизу виден перенос модели: F1 снижается с 0.89 на Кольском до 0.76 на Сабетте — и мы уже объяснили почему: там больше льда как ложной цели.</w:t>
       </w:r>
     </w:p>
     <w:p>
@@ -256,12 +256,12 @@
           <w:color w:val="1E3A5F"/>
           <w:sz w:val="24"/>
         </w:rPr>
-        <w:t>Слайд 9 — Результаты модели</w:t>
+        <w:t>Слайд 9 — Научная новизна и сравнение с аналогами</w:t>
       </w:r>
     </w:p>
     <w:p>
       <w:pPr>
-        <w:spacing w:line="312" w:lineRule="auto" w:after="80"/>
+        <w:spacing w:line="324" w:lineRule="auto" w:after="80"/>
         <w:jc w:val="both"/>
       </w:pPr>
       <w:r>
@@ -269,7 +269,7 @@
           <w:rFonts w:ascii="Times New Roman" w:hAnsi="Times New Roman"/>
           <w:sz w:val="26"/>
         </w:rPr>
-        <w:t>Главные результаты. На Кольском заливе модель достигла точности 95.8 процента, mIoU 0.82 и F1 по нефти 0.89. Кривые обучения слева показывают устойчивую сходимость без переобучения. При переносе на другие порты без дообучения качество ожидаемо снижается: Варандей — 0.84, Сабетта — 0.76. Я количественно оценил эту деградацию — это один из ключевых результатов работы.</w:t>
+        <w:t>Научная новизна работы — в трёх вещах. Первое: первый трёхклассовый датасет для российской Арктики, где лёд выделен в отдельный класс — это прямое решение проблемы ложных целей. Второе: адаптация DeepLabV3+ под одноканальный радарный вход. Третье: впервые количественно измерена деградация качества при переносе модели на новые порты. На графике справа видно, что наш метод превосходит все аналоги из литературы: F1 равен 0.89 против 0.86 у ближайшего конкурента — адаптивного порога — и 0.80 у U-Net.</w:t>
       </w:r>
     </w:p>
     <w:p>
@@ -283,12 +283,12 @@
           <w:color w:val="1E3A5F"/>
           <w:sz w:val="24"/>
         </w:rPr>
-        <w:t>Слайд 10 — Новизна, сравнение и выводы</w:t>
+        <w:t>Слайд 10 — Выводы и практическая значимость</w:t>
       </w:r>
     </w:p>
     <w:p>
       <w:pPr>
-        <w:spacing w:line="312" w:lineRule="auto" w:after="80"/>
+        <w:spacing w:line="324" w:lineRule="auto" w:after="80"/>
         <w:jc w:val="both"/>
       </w:pPr>
       <w:r>
@@ -296,7 +296,7 @@
           <w:rFonts w:ascii="Times New Roman" w:hAnsi="Times New Roman"/>
           <w:sz w:val="26"/>
         </w:rPr>
-        <w:t>Научная новизна состоит в трёх вещах: первый трёхклассовый датасет для российской Арктики с отдельным классом льда; адаптация DeepLabV3+ под одноканальный радар; и первая количественная оценка переноса модели между портами. По метрике F1 мой метод превосходит все аналоги из литературы. В итоге создан полный рабочий конвейер — от обработки снимка до проверки по метео и судовым данным — готовый к мониторингу четырёх арктических акваторий России. Спасибо за внимание, готов ответить на вопросы.</w:t>
+        <w:t>Итог. Создан полный рабочий конвейер: от обработки снимка до верификации результата по метеоданным и судовому трафику. Собран первый трёхклассовый датасет для российской Арктики из 1125 сцен. Достигнут F1 0.89 — выше всех аналогов из литературы. Метод проверен на четырёх портах, и мы объяснили, почему F1 снижается: виноват молодой лёд как ложная цель — именно эту проблему решает наш трёхклассовый подход. Система готова к практическому мониторингу. Спасибо за внимание, готов ответить на вопросы.</w:t>
       </w:r>
     </w:p>
     <w:sectPr>

--- a/thesis/presentation/Речь_к_защите_2026.docx
+++ b/thesis/presentation/Речь_к_защите_2026.docx
@@ -25,7 +25,7 @@
           <w:i/>
           <w:sz w:val="22"/>
         </w:rPr>
-        <w:t>Детектирование нефтяных разливов в арктических портах по данным Sentinel-1  ·  ≈ 6 минут</w:t>
+        <w:t>Детектирование нефтяных разливов в арктических портах по данным Sentinel-1  ·  ≈ 6–7 минут</w:t>
       </w:r>
     </w:p>
     <w:p/>
@@ -80,7 +80,7 @@
           <w:rFonts w:ascii="Times New Roman" w:hAnsi="Times New Roman"/>
           <w:sz w:val="26"/>
         </w:rPr>
-        <w:t>Цель работы — создать систему, которая по радарным снимкам Sentinel-1 автоматически находит нефтяные разливы и при этом не путает их с похожими тёмными пятнами. Для этого я поставил пять задач: изучить физику радиолокации нефти и систематизировать ложные цели; реализовать конвейер предобработки; собрать трёхклассовый датасет; адаптировать и обучить нейросеть DeepLabV3+; и проверить перенос модели на новые порты.</w:t>
+        <w:t>Цель работы — создать систему, которая по радарным снимкам Sentinel-1 автоматически находит нефтяные разливы и при этом не путает их с похожими тёмными пятнами. Для этого я поставил пять задач: изучить физику радиолокации нефти и систематизировать ложные цели; реализовать конвейер предобработки в SNAP и QGIS; собрать трёхклассовый датасет; адаптировать и обучить нейросеть DeepLabV3+; и проверить перенос модели на новые порты.</w:t>
       </w:r>
     </w:p>
     <w:p>
@@ -148,7 +148,7 @@
           <w:color w:val="1E3A5F"/>
           <w:sz w:val="24"/>
         </w:rPr>
-        <w:t>Слайд 5 — Кейс A: реальные разливы (Кольский + Норильск)</w:t>
+        <w:t>Слайд 5 — Предобработка: ESA SNAP и QGIS</w:t>
       </w:r>
     </w:p>
     <w:p>
@@ -161,7 +161,7 @@
           <w:rFonts w:ascii="Times New Roman" w:hAnsi="Times New Roman"/>
           <w:sz w:val="26"/>
         </w:rPr>
-        <w:t>Рассмотрим два реальных случая. Первый — Кольский залив, август 2024. При бункеровке судна произошла утечка топлива. Наша система зафиксировала тёмное пятно, занявшее около 14 процентов акватории. Чтобы убедиться, что это нефть, а не двойник, я применил двойную проверку: метеоданные ERA5 показали рабочий ветер 4.8 метра в секунду, а данные судового трафика AIS подтвердили суда в зоне. Результат: F1 равен 0.89, точность 95.8 процента. Второй случай — Норильск, май 2020. Крупнейшая катастрофа: 21 тысяча тонн дизтоплива. Здесь важно быть честным: разлив был на суше и в реках, поэтому мониторинг вёлся оптикой Sentinel-2, а радар показывает ледовую обстановку. Этот случай показывает, насколько критичен надёжный мониторинг Арктики.</w:t>
+        <w:t>Прежде чем подавать снимки в нейросеть, их нужно подготовить — радарные данные содержат шум и геометрические искажения. Подготовка идёт в два этапа. На первом этапе в программе ESA SNAP я выполняю радиометрическую и геометрическую коррекцию: уточняю орбиту, убираю тепловой шум сенсора, перевожу яркость в физический коэффициент обратного рассеяния в децибелах, подавляю зернистый спекл-шум фильтром Ли семь на семь и привязываю снимок к местности с учётом рельефа. На втором этапе в QGIS я строю маску суши и воды, размечаю эталонные участки нефти, льда и воды, собираю трёхклассовые маски и нарезаю сцены на тайлы 256 на 256 пикселей с перекрытием. На выходе — более четырёх тысяч готовых тайлов с масками для обучения.</w:t>
       </w:r>
     </w:p>
     <w:p>
@@ -175,7 +175,7 @@
           <w:color w:val="1E3A5F"/>
           <w:sz w:val="24"/>
         </w:rPr>
-        <w:t>Слайд 6 — Кейс B: ложные цели в действии (Варандей / Печенга / Сабетта)</w:t>
+        <w:t>Слайд 6 — Кейс A: реальные разливы (Кольский + Норильск)</w:t>
       </w:r>
     </w:p>
     <w:p>
@@ -188,7 +188,7 @@
           <w:rFonts w:ascii="Times New Roman" w:hAnsi="Times New Roman"/>
           <w:sz w:val="26"/>
         </w:rPr>
-        <w:t>Теперь о главной сложности — ложных целях в действии. Мы протестировали модель на трёх новых портах: Варандей, Печенга и Сабетта. На снимках везде видны тёмные аномалии. Но не все они — нефть! Молодой лёд — жировой, нилас, шуга — гасит рябь точно так же, как нефть, и выглядит на радаре неотличимо. Это и есть ложные цели. Посмотрим на цифры: на Кольском заливе доля ложных тревог — 1.4 процента, на Сабетте она вырастает до 6.2. Вот почему наш F1 снижается с 0.89 на Кольском до 0.76 на Сабетте. Именно для решения этой проблемы мы выделили лёд в отдельный третий класс — это ключевой элемент нашей научной новизны.</w:t>
+        <w:t>Рассмотрим два реальных случая. Первый — Кольский залив, август 2024. При бункеровке судна 11 августа произошла утечка топлива; через семь суток, 18 августа, радар Sentinel-1 зафиксировал тёмное пятно, занявшее около 14 процентов акватории — это видно на снимке слева, красным показан выход нашей модели. Чтобы убедиться, что это нефть, а не двойник, я применил двойную проверку. ERA5 — это реанализ погоды Европейского центра — показал рабочий ветер 4.8 метра в секунду, в диапазоне, где плёнка ещё видна. AIS — система автоматической идентификации судов — подтвердила судно рядом с пятном. Результат модели: F1 равен 0.89, точность 95.8 процента. Второй случай — Норильск, май 2020, крупнейшая катастрофа: 21 тысяча тонн дизтоплива. Здесь важно быть честным: разлив был на суше и в реках, поэтому мониторинг вёлся оптикой Sentinel-2, а радар показывает лишь ледовую обстановку. Этот случай показывает, насколько критичен надёжный мониторинг.</w:t>
       </w:r>
     </w:p>
     <w:p>
@@ -202,7 +202,34 @@
           <w:color w:val="1E3A5F"/>
           <w:sz w:val="24"/>
         </w:rPr>
-        <w:t>Слайд 7 — Модель DeepLabV3+</w:t>
+        <w:t>Слайд 7 — Кейс B: ложные цели в действии (Варандей / Печенга / Сабетта)</w:t>
+      </w:r>
+    </w:p>
+    <w:p>
+      <w:pPr>
+        <w:spacing w:line="324" w:lineRule="auto" w:after="80"/>
+        <w:jc w:val="both"/>
+      </w:pPr>
+      <w:r>
+        <w:rPr>
+          <w:rFonts w:ascii="Times New Roman" w:hAnsi="Times New Roman"/>
+          <w:sz w:val="26"/>
+        </w:rPr>
+        <w:t>Теперь о главной сложности — ложных целях в действии. Мы протестировали модель на трёх новых портах: Варандей, Печенга и Сабетта. На снимках везде видны тёмные аномалии. Но не все они — нефть! Молодой лёд — жировой, нилас, шуга — гасит рябь точно так же, как нефть, и выглядит на радаре почти неотличимо. Это и есть ложные цели. Посмотрим на цифры: на Кольском заливе доля ложных тревог — 1.4 процента, на Сабетте она вырастает до 6.2. Вот почему наш F1 снижается с 0.89 на Кольском до 0.76 на Сабетте. Именно для решения этой проблемы мы выделили лёд в отдельный третий класс — это ключевой элемент нашей научной новизны.</w:t>
+      </w:r>
+    </w:p>
+    <w:p>
+      <w:pPr>
+        <w:spacing w:before="160" w:after="40"/>
+      </w:pPr>
+      <w:r>
+        <w:rPr>
+          <w:rFonts w:ascii="Times New Roman" w:hAnsi="Times New Roman"/>
+          <w:b/>
+          <w:color w:val="1E3A5F"/>
+          <w:sz w:val="24"/>
+        </w:rPr>
+        <w:t>Слайд 8 — Модель DeepLabV3+</w:t>
       </w:r>
     </w:p>
     <w:p>
@@ -229,7 +256,7 @@
           <w:color w:val="1E3A5F"/>
           <w:sz w:val="24"/>
         </w:rPr>
-        <w:t>Слайд 8 — Результаты и метрики</w:t>
+        <w:t>Слайд 9 — Результаты и метрики</w:t>
       </w:r>
     </w:p>
     <w:p>
@@ -242,7 +269,7 @@
           <w:rFonts w:ascii="Times New Roman" w:hAnsi="Times New Roman"/>
           <w:sz w:val="26"/>
         </w:rPr>
-        <w:t>Результаты. На Кольском заливе модель достигла точности 95.8 процента. Чтобы было понятно: mIoU 0.82 означает, что 82 процента площади по всем трём классам классифицированы верно. F1 по нефти 0.89 — из 100 нефтяных пятен 89 найдено и 89 процентов найденного — действительно нефть. Кривые обучения слева показывают устойчивую сходимость без переобучения. На графике справа внизу виден перенос модели: F1 снижается с 0.89 на Кольском до 0.76 на Сабетте — и мы уже объяснили почему: там больше льда как ложной цели.</w:t>
+        <w:t>Результаты. На Кольском заливе модель достигла точности 95.8 процента. Поясню метрики, чтобы не осталось вопросов. mIoU 0.82 означает, что 82 процента площади по всем трём классам классифицированы верно. F1 по нефти 0.89 — это баланс полноты и точности: из 100 нефтяных пятен 89 найдено, и 89 процентов найденного — действительно нефть. Сама детекция тёмных зон опирается на адаптивный порог: T равен среднему минус 1.3 стандартных отклонения яркости воды — всё, что темнее, считается кандидатом в нефть и затем проверяется сетью. Кривые обучения слева показывают устойчивую сходимость без переобучения, а график справа внизу — перенос модели: F1 снижается с 0.89 на Кольском до 0.76 на Сабетте, и причину мы уже объяснили — там больше льда.</w:t>
       </w:r>
     </w:p>
     <w:p>
@@ -256,7 +283,7 @@
           <w:color w:val="1E3A5F"/>
           <w:sz w:val="24"/>
         </w:rPr>
-        <w:t>Слайд 9 — Научная новизна и сравнение с аналогами</w:t>
+        <w:t>Слайд 10 — Научная новизна и сравнение с аналогами</w:t>
       </w:r>
     </w:p>
     <w:p>
@@ -283,7 +310,7 @@
           <w:color w:val="1E3A5F"/>
           <w:sz w:val="24"/>
         </w:rPr>
-        <w:t>Слайд 10 — Выводы и практическая значимость</w:t>
+        <w:t>Слайд 11 — Выводы и практическая значимость</w:t>
       </w:r>
     </w:p>
     <w:p>
@@ -296,7 +323,7 @@
           <w:rFonts w:ascii="Times New Roman" w:hAnsi="Times New Roman"/>
           <w:sz w:val="26"/>
         </w:rPr>
-        <w:t>Итог. Создан полный рабочий конвейер: от обработки снимка до верификации результата по метеоданным и судовому трафику. Собран первый трёхклассовый датасет для российской Арктики из 1125 сцен. Достигнут F1 0.89 — выше всех аналогов из литературы. Метод проверен на четырёх портах, и мы объяснили, почему F1 снижается: виноват молодой лёд как ложная цель — именно эту проблему решает наш трёхклассовый подход. Система готова к практическому мониторингу. Спасибо за внимание, готов ответить на вопросы.</w:t>
+        <w:t>Итог. Создан полный рабочий конвейер: от обработки снимка в SNAP и QGIS, через сегментацию нейросетью, до верификации результата по метеоданным и судовому трафику. Собран первый трёхклассовый датасет для российской Арктики из 1125 сцен. Достигнут F1 0.89 — выше всех аналогов из литературы. Метод проверен на четырёх портах, и мы объяснили, почему F1 снижается: виноват молодой лёд как ложная цель — именно эту проблему решает наш трёхклассовый подход. Система готова к практическому мониторингу. Спасибо за внимание, готов ответить на вопросы.</w:t>
       </w:r>
     </w:p>
     <w:sectPr>

--- a/thesis/presentation/Речь_к_защите_2026.docx
+++ b/thesis/presentation/Речь_к_защите_2026.docx
@@ -161,7 +161,7 @@
           <w:rFonts w:ascii="Times New Roman" w:hAnsi="Times New Roman"/>
           <w:sz w:val="26"/>
         </w:rPr>
-        <w:t>Прежде чем подавать снимки в нейросеть, их нужно подготовить — радарные данные содержат шум и геометрические искажения. Подготовка идёт в два этапа. На первом этапе в программе ESA SNAP я выполняю радиометрическую и геометрическую коррекцию: уточняю орбиту, убираю тепловой шум сенсора, перевожу яркость в физический коэффициент обратного рассеяния в децибелах, подавляю зернистый спекл-шум фильтром Ли семь на семь и привязываю снимок к местности с учётом рельефа. На втором этапе в QGIS я строю маску суши и воды, размечаю эталонные участки нефти, льда и воды, собираю трёхклассовые маски и нарезаю сцены на тайлы 256 на 256 пикселей с перекрытием. На выходе — более четырёх тысяч готовых тайлов с масками для обучения.</w:t>
+        <w:t>Прежде чем подавать снимки в нейросеть, их нужно подготовить — радарные данные содержат шум и геометрические искажения. Подготовка идёт в два этапа. На первом этапе в ESA SNAP восемь шагов: уточнение орбиты, снятие теплового шума антенны, калибровка в коэффициент обратного рассеяния, подавление спекл-шума фильтром Ли семь на семь, наложение маски суши и воды по SRTM с расширением берега на десять пикселей, коррекция геометрии по методу Range-Doppler, адаптивная детекция тёмных зон с порогом T = μ − 1.3σ и кластеризация с минимальным размером 300 пикселей — на выходе GeoTIFF. На втором этапе в QGIS я загружаю полученные GeoTIFF, уточняю береговую линию, размечаю эталонные участки нефти, льда и воды, собираю трёхклассовые маски и нарезаю на тайлы 256 на 256 с перекрытием. Итого — более четырёх тысяч геопривязанных тайлов с масками для обучения.</w:t>
       </w:r>
     </w:p>
     <w:p>
@@ -188,7 +188,7 @@
           <w:rFonts w:ascii="Times New Roman" w:hAnsi="Times New Roman"/>
           <w:sz w:val="26"/>
         </w:rPr>
-        <w:t>Рассмотрим два реальных случая. Первый — Кольский залив, август 2024. При бункеровке судна 11 августа произошла утечка топлива; через семь суток, 18 августа, радар Sentinel-1 зафиксировал тёмное пятно, занявшее около 14 процентов акватории — это видно на снимке слева, красным показан выход нашей модели. Чтобы убедиться, что это нефть, а не двойник, я применил двойную проверку. ERA5 — это реанализ погоды Европейского центра — показал рабочий ветер 4.8 метра в секунду, в диапазоне, где плёнка ещё видна. AIS — система автоматической идентификации судов — подтвердила судно рядом с пятном. Результат модели: F1 равен 0.89, точность 95.8 процента. Второй случай — Норильск, май 2020, крупнейшая катастрофа: 21 тысяча тонн дизтоплива. Здесь важно быть честным: разлив был на суше и в реках, поэтому мониторинг вёлся оптикой Sentinel-2, а радар показывает лишь ледовую обстановку. Этот случай показывает, насколько критичен надёжный мониторинг.</w:t>
+        <w:t>Рассмотрим два реальных случая. Первый — Кольский залив, лето 2024. На слайде показан реальный временной ряд из одиннадцати снимков Sentinel-1, загруженных из архива ASF DAAC и обработанных в ESA SNAP. Период — с первого июля по тридцатое августа. На снимке от восемнадцатого августа — через семь суток после утечки при бункеровке — модель зафиксировала тёмное пятно: 13.7 процента акватории, максимум за весь ряд. Чтобы убедиться, что это нефть, а не двойник, применялась двойная проверка. ERA5 — реанализ погоды Европейского центра ECMWF — показал ветер 4.8 метра в секунду, в диапазоне, где плёнка ещё видна на радаре. AIS — система автоматической идентификации судов — подтвердила судно в пяти километрах от пятна. Результат: F1 равен 0.89, точность 95.8 процента. Второй случай — Норильск, май 2020, крупнейшая катастрофа: 21 тысяча тонн дизтоплива. Здесь важно быть честным: разлив был на суше и в реках, поэтому мониторинг вёлся оптикой Sentinel-2 — радар здесь не применим. Этот случай показывает, насколько критичен надёжный мониторинг акваторий.</w:t>
       </w:r>
     </w:p>
     <w:p>

--- a/thesis/presentation/Речь_к_защите_2026.docx
+++ b/thesis/presentation/Речь_к_защите_2026.docx
@@ -53,7 +53,7 @@
           <w:rFonts w:ascii="Times New Roman" w:hAnsi="Times New Roman"/>
           <w:sz w:val="26"/>
         </w:rPr>
-        <w:t>Здравствуйте, уважаемые члены комиссии! Тема моей работы — разработка системы автоматического детектирования нефтяных разливов в акваториях арктических портов по данным спутниковой радиолокации. Научный руководитель — кандидат технических наук, доцент Митько Арсений Валерьевич.</w:t>
+        <w:t>Здравствуйте, уважаемые члены комиссии! Тема моей работы — разработка системы автоматического детектирования нефтяных разливов в акваториях арктических портов по данным спутниковой радиолокации. Научный руководитель — кандидат технических наук, доцент Митько Арсений Валерьевич. Позвольте начать с цели и задач исследования.</w:t>
       </w:r>
     </w:p>
     <w:p>
@@ -80,7 +80,7 @@
           <w:rFonts w:ascii="Times New Roman" w:hAnsi="Times New Roman"/>
           <w:sz w:val="26"/>
         </w:rPr>
-        <w:t>Цель работы — создать систему, которая по радарным снимкам Sentinel-1 автоматически находит нефтяные разливы и при этом не путает их с похожими тёмными пятнами. Для этого я поставил пять задач: изучить физику радиолокации нефти и систематизировать ложные цели; реализовать конвейер предобработки в SNAP и QGIS; собрать трёхклассовый датасет; адаптировать и обучить нейросеть DeepLabV3+; и проверить перенос модели на новые порты.</w:t>
+        <w:t>Цель работы — создать систему, которая по радарным снимкам Sentinel-1 автоматически находит нефтяные разливы и при этом не путает их с похожими тёмными пятнами. Для этого я поставил пять задач: изучить физику радиолокации нефти и систематизировать ложные цели; реализовать конвейер предобработки в SNAP и QGIS; собрать трёхклассовый датасет; адаптировать и обучить нейросеть DeepLabV3+; и проверить перенос модели на новые порты. Но прежде чем переходить к решению, важно понять масштаб самой проблемы.</w:t>
       </w:r>
     </w:p>
     <w:p>
@@ -107,7 +107,7 @@
           <w:rFonts w:ascii="Times New Roman" w:hAnsi="Times New Roman"/>
           <w:sz w:val="26"/>
         </w:rPr>
-        <w:t>Почему эта тема актуальна. Ежегодно в Мировой океан попадает более 700 тысяч тонн нефти, а в холодной арктической воде она разлагается в 5–10 раз медленнее. При этом оптические спутники здесь почти бесполезны: больше 80 процентов времени мешают облака и полярная ночь. Два показательных случая: разлив в Кольском заливе в августе 2024 года, который мы подтвердили нашей системой, и крупнейшая авария в Норильске в 2020-м — 21 тысяча тонн дизтоплива, штраф 146 миллиардов рублей.</w:t>
+        <w:t>Почему эта тема актуальна. Ежегодно в Мировой океан попадает более 700 тысяч тонн нефти, а в холодной арктической воде она разлагается в 5–10 раз медленнее. При этом оптические спутники здесь почти бесполезны: больше 80 процентов времени мешают облака и полярная ночь. Два показательных случая: разлив в Кольском заливе в августе 2024 года, который мы подтвердили нашей системой, и крупнейшая авария в Норильске в 2020-м — 21 тысяча тонн дизтоплива, штраф 146 миллиардов рублей. Возникает вопрос: как надёжно обнаруживать такие разливы в Арктике? Ответ — спутниковая радиолокация.</w:t>
       </w:r>
     </w:p>
     <w:p>
@@ -134,7 +134,7 @@
           <w:rFonts w:ascii="Times New Roman" w:hAnsi="Times New Roman"/>
           <w:sz w:val="26"/>
         </w:rPr>
-        <w:t>Решение — радиолокация. Радар Sentinel-1 работает круглосуточно и сквозь облака, данные бесплатны. Физика простая: нефть гасит мелкую рябь на воде — это эффект Марангони — и на снимке появляется тёмное пятно. Но главная сложность именно здесь: такие же тёмные пятна дают молодой лёд, зоны штиля и биоплёнки. Это ложные цели, и до 70 процентов тёмных пятен в Арктике — это лёд, а не нефть. Поэтому я разметил датасет на три класса: вода, нефть и лёд с сушей — впервые выделив лёд в отдельный класс. Источник данных — Copernicus, ESA.</w:t>
+        <w:t>Почему именно радар? Радар Sentinel-1 работает круглосуточно и сквозь облака, данные бесплатны. Физика простая: нефть гасит мелкую рябь на воде — это эффект Марангони — и на снимке появляется тёмное пятно. Но главная сложность именно здесь: такие же тёмные пятна дают молодой лёд, зоны штиля и биоплёнки. Это ложные цели, и до 70 процентов тёмных пятен в Арктике — это лёд, а не нефть. Поэтому я разметил датасет на три класса: вода, нефть и лёд с сушей — впервые выделив лёд в отдельный класс. Источник данных — Copernicus, ESA. Но сырой снимок нельзя подавать в сеть напрямую — сначала его нужно подготовить.</w:t>
       </w:r>
     </w:p>
     <w:p>
@@ -161,7 +161,7 @@
           <w:rFonts w:ascii="Times New Roman" w:hAnsi="Times New Roman"/>
           <w:sz w:val="26"/>
         </w:rPr>
-        <w:t>Прежде чем подавать снимки в нейросеть, их нужно подготовить — радарные данные содержат шум и геометрические искажения. Подготовка идёт в два этапа. На первом этапе в ESA SNAP восемь шагов: уточнение орбиты, снятие теплового шума антенны, калибровка в коэффициент обратного рассеяния, подавление спекл-шума фильтром Ли семь на семь, наложение маски суши и воды по SRTM с расширением берега на десять пикселей, коррекция геометрии по методу Range-Doppler, адаптивная детекция тёмных зон с порогом T = μ − 1.3σ и кластеризация с минимальным размером 300 пикселей — на выходе GeoTIFF. На втором этапе в QGIS я загружаю полученные GeoTIFF, уточняю береговую линию, размечаю эталонные участки нефти, льда и воды, собираю трёхклассовые маски и нарезаю на тайлы 256 на 256 с перекрытием. Итого — более четырёх тысяч геопривязанных тайлов с масками для обучения.</w:t>
+        <w:t>Подготовка нужна потому, что радарные данные содержат шум и геометрические искажения, и идёт она в два этапа. На первом этапе в ESA SNAP восемь шагов: уточнение орбиты, снятие теплового шума антенны, калибровка в коэффициент обратного рассеяния, подавление спекл-шума фильтром Ли семь на семь, наложение маски суши и воды по SRTM с расширением берега на десять пикселей, коррекция геометрии по методу Range-Doppler, адаптивная детекция тёмных зон с порогом T = μ − 1.3σ и кластеризация с минимальным размером 300 пикселей — на выходе GeoTIFF. На втором этапе в QGIS я загружаю полученные GeoTIFF, уточняю береговую линию, размечаю эталонные участки нефти, льда и воды, собираю трёхклассовые маски и нарезаю на тайлы 256 на 256 с перекрытием. Итого — более четырёх тысяч геопривязанных тайлов с масками для обучения. Прежде чем рассказать о самой нейросети, покажу, как система отрабатывает на реальных разливах.</w:t>
       </w:r>
     </w:p>
     <w:p>
@@ -188,7 +188,7 @@
           <w:rFonts w:ascii="Times New Roman" w:hAnsi="Times New Roman"/>
           <w:sz w:val="26"/>
         </w:rPr>
-        <w:t>Рассмотрим два реальных случая. Первый — Кольский залив, лето 2024. На слайде показан реальный временной ряд из одиннадцати снимков Sentinel-1, загруженных из архива ASF DAAC и обработанных в ESA SNAP. Период — с первого июля по тридцатое августа. На снимке от восемнадцатого августа — через семь суток после утечки при бункеровке — модель зафиксировала тёмное пятно: 13.7 процента акватории, максимум за весь ряд. Чтобы убедиться, что это нефть, а не двойник, применялась двойная проверка. ERA5 — реанализ погоды Европейского центра ECMWF — показал ветер 4.8 метра в секунду, в диапазоне, где плёнка ещё видна на радаре. AIS — система автоматической идентификации судов — подтвердила судно в пяти километрах от пятна. Результат: F1 равен 0.89, точность 95.8 процента. Второй случай — Норильск, май 2020, крупнейшая катастрофа: 21 тысяча тонн дизтоплива. Здесь важно быть честным: разлив был на суше и в реках, поэтому мониторинг вёлся оптикой Sentinel-2 — радар здесь не применим. Этот случай показывает, насколько критичен надёжный мониторинг акваторий.</w:t>
+        <w:t>Рассмотрим два реальных случая. Первый — Кольский залив, лето 2024. На слайде показан реальный временной ряд из одиннадцати снимков Sentinel-1, загруженных из архива ASF DAAC и обработанных в ESA SNAP. Период — с первого июля по тридцатое августа. На снимке от восемнадцатого августа — через семь суток после утечки при бункеровке — модель зафиксировала тёмное пятно: 13.7 процента акватории, максимум за весь ряд. Чтобы убедиться, что это нефть, а не двойник, применялась двойная проверка. ERA5 — реанализ погоды Европейского центра ECMWF — показал ветер 4.8 метра в секунду, в диапазоне, где плёнка ещё видна на радаре. AIS — система автоматической идентификации судов — подтвердила судно в пяти километрах от пятна. Результат: F1 равен 0.89, точность 95.8 процента. Второй случай — Норильск, май 2020, крупнейшая катастрофа: 21 тысяча тонн дизтоплива. Здесь важно быть честным: разлив был на суше и в реках, поэтому мониторинг вёлся оптикой Sentinel-2 — радар здесь не применим. Этот случай показывает, насколько критичен надёжный мониторинг акваторий. А самая большая сложность такого мониторинга — те самые ложные цели, и о них следующий слайд.</w:t>
       </w:r>
     </w:p>
     <w:p>
@@ -215,7 +215,7 @@
           <w:rFonts w:ascii="Times New Roman" w:hAnsi="Times New Roman"/>
           <w:sz w:val="26"/>
         </w:rPr>
-        <w:t>Теперь о главной сложности — ложных целях в действии. Мы протестировали модель на трёх новых портах: Варандей, Печенга и Сабетта. На снимках везде видны тёмные аномалии. Но не все они — нефть! Молодой лёд — жировой, нилас, шуга — гасит рябь точно так же, как нефть, и выглядит на радаре почти неотличимо. Это и есть ложные цели. Посмотрим на цифры: на Кольском заливе доля ложных тревог — 1.4 процента, на Сабетте она вырастает до 6.2. Вот почему наш F1 снижается с 0.89 на Кольском до 0.76 на Сабетте. Именно для решения этой проблемы мы выделили лёд в отдельный третий класс — это ключевой элемент нашей научной новизны.</w:t>
+        <w:t>Теперь о главной сложности — ложных целях в действии. Мы протестировали модель на трёх новых портах: Варандей, Печенга и Сабетта. На снимках везде видны тёмные аномалии. Но не все они — нефть! Молодой лёд — жировой, нилас, шуга — гасит рябь точно так же, как нефть, и выглядит на радаре почти неотличимо. Это и есть ложные цели. Посмотрим на цифры: на Кольском заливе доля ложных тревог — 1.4 процента, на Сабетте она вырастает до 6.2. Вот почему наш F1 снижается с 0.89 на Кольском до 0.76 на Сабетте. Именно для решения этой проблемы мы выделили лёд в отдельный третий класс — это ключевой элемент нашей научной новизны. Теперь посмотрим, как устроена сама нейросеть, которая различает эти классы.</w:t>
       </w:r>
     </w:p>
     <w:p>
@@ -242,7 +242,7 @@
           <w:rFonts w:ascii="Times New Roman" w:hAnsi="Times New Roman"/>
           <w:sz w:val="26"/>
         </w:rPr>
-        <w:t>Для автоматического распознавания я адаптировал нейросеть DeepLabV3+. Энкодер ResNet-50 перестроен под одноканальные радарные данные, блок ASPP улавливает объекты разного масштаба — от небольшого пятна до крупного разлива, а блоки внимания scSE подавляют шум и усиливают нефтяные пятна. Поскольку нефти на снимках очень мало — всего 2.4 процента — обучение шло с сильной балансировкой классов и комбинированной функцией потерь.</w:t>
+        <w:t>Для автоматического распознавания я адаптировал нейросеть DeepLabV3+. Энкодер ResNet-50 перестроен под одноканальные радарные данные, блок ASPP улавливает объекты разного масштаба — от небольшого пятна до крупного разлива, а блоки внимания scSE подавляют шум и усиливают нефтяные пятна. Поскольку нефти на снимках очень мало — всего 2.4 процента — обучение шло с сильной балансировкой классов и комбинированной функцией потерь. Перейдём к тому, каких результатов удалось достичь.</w:t>
       </w:r>
     </w:p>
     <w:p>
@@ -269,7 +269,7 @@
           <w:rFonts w:ascii="Times New Roman" w:hAnsi="Times New Roman"/>
           <w:sz w:val="26"/>
         </w:rPr>
-        <w:t>Результаты. На Кольском заливе модель достигла точности 95.8 процента. Поясню метрики, чтобы не осталось вопросов. mIoU 0.82 означает, что 82 процента площади по всем трём классам классифицированы верно. F1 по нефти 0.89 — это баланс полноты и точности: из 100 нефтяных пятен 89 найдено, и 89 процентов найденного — действительно нефть. Сама детекция тёмных зон опирается на адаптивный порог: T равен среднему минус 1.3 стандартных отклонения яркости воды — всё, что темнее, считается кандидатом в нефть и затем проверяется сетью. Кривые обучения слева показывают устойчивую сходимость без переобучения, а график справа внизу — перенос модели: F1 снижается с 0.89 на Кольском до 0.76 на Сабетте, и причину мы уже объяснили — там больше льда.</w:t>
+        <w:t>Результаты. На Кольском заливе модель достигла точности 95.8 процента. Поясню метрики, чтобы не осталось вопросов. mIoU 0.82 означает, что 82 процента площади по всем трём классам классифицированы верно. F1 по нефти 0.89 — это баланс полноты и точности: из 100 нефтяных пятен 89 найдено, и 89 процентов найденного — действительно нефть. Сама детекция тёмных зон опирается на адаптивный порог: T равен среднему минус 1.3 стандартных отклонения яркости воды — всё, что темнее, считается кандидатом в нефть и затем проверяется сетью. Кривые обучения слева показывают устойчивую сходимость без переобучения, а график справа внизу — перенос модели: F1 снижается с 0.89 на Кольском до 0.76 на Сабетте, и причину мы уже объяснили — там больше льда. Теперь обобщу, в чём именно состоит научная новизна работы.</w:t>
       </w:r>
     </w:p>
     <w:p>
@@ -296,7 +296,7 @@
           <w:rFonts w:ascii="Times New Roman" w:hAnsi="Times New Roman"/>
           <w:sz w:val="26"/>
         </w:rPr>
-        <w:t>Научная новизна работы — в трёх вещах. Первое: первый трёхклассовый датасет для российской Арктики, где лёд выделен в отдельный класс — это прямое решение проблемы ложных целей. Второе: адаптация DeepLabV3+ под одноканальный радарный вход. Третье: впервые количественно измерена деградация качества при переносе модели на новые порты. На графике справа видно, что наш метод превосходит все аналоги из литературы: F1 равен 0.89 против 0.86 у ближайшего конкурента — адаптивного порога — и 0.80 у U-Net.</w:t>
+        <w:t>Научная новизна работы — в трёх вещах. Первое: первый трёхклассовый датасет для российской Арктики, где лёд выделен в отдельный класс — это прямое решение проблемы ложных целей. Второе: адаптация DeepLabV3+ под одноканальный радарный вход. Третье: впервые количественно измерена деградация качества при переносе модели на новые порты. На графике справа видно, что наш метод превосходит все аналоги из литературы: F1 равен 0.89 против 0.86 у ближайшего конкурента — адаптивного порога — и 0.80 у U-Net. И в завершение — общие выводы по работе.</w:t>
       </w:r>
     </w:p>
     <w:p>

--- a/thesis/presentation/Речь_к_защите_2026.docx
+++ b/thesis/presentation/Речь_к_защите_2026.docx
@@ -107,7 +107,7 @@
           <w:rFonts w:ascii="Times New Roman" w:hAnsi="Times New Roman"/>
           <w:sz w:val="26"/>
         </w:rPr>
-        <w:t>Почему эта тема актуальна. Ежегодно в Мировой океан попадает более 700 тысяч тонн нефти, а в холодной арктической воде она разлагается в 5–10 раз медленнее. При этом оптические спутники здесь почти бесполезны: больше 80 процентов времени мешают облака и полярная ночь. Два показательных случая: разлив в Кольском заливе в августе 2024 года, который мы подтвердили нашей системой, и крупнейшая авария в Норильске в 2020-м — 21 тысяча тонн дизтоплива, штраф 146 миллиардов рублей. Возникает вопрос: как надёжно обнаруживать такие разливы в Арктике? Ответ — спутниковая радиолокация.</w:t>
+        <w:t>Почему эта тема актуальна. Ежегодно в Мировой океан попадает более 700 тысяч тонн нефти, а в холодной арктической воде она разлагается в 5–10 раз медленнее. При этом оптические спутники здесь почти бесполезны: больше 80 процентов времени мешают облака и полярная ночь. Два показательных случая в российской Арктике. Первый — Кольский залив, август 2024 года: утечка нефтепродуктов при бункеровке танкера у нефтегавани Мурманска, пятно зафиксировано Sentinel-1. Второй — Норильск, май 2020-го: авария ТЭЦ-3 НТЭК, двадцать одна тысяча тонн дизтоплива в реки, крупнейший разлив Арктики, штраф 146 миллиардов. Именно такие события требуют надёжного автоматического мониторинга. Возникает вопрос: как надёжно обнаруживать разливы в Арктике? Ответ — спутниковая радиолокация.</w:t>
       </w:r>
     </w:p>
     <w:p>
@@ -134,7 +134,7 @@
           <w:rFonts w:ascii="Times New Roman" w:hAnsi="Times New Roman"/>
           <w:sz w:val="26"/>
         </w:rPr>
-        <w:t>Почему именно радар? Радар Sentinel-1 работает круглосуточно и сквозь облака, данные бесплатны. Физика простая: нефть гасит мелкую рябь на воде — это эффект Марангони — и на снимке появляется тёмное пятно. Но главная сложность именно здесь: такие же тёмные пятна дают молодой лёд, зоны штиля и биоплёнки. Это ложные цели, и до 70 процентов тёмных пятен в Арктике — это лёд, а не нефть. Поэтому я разметил датасет на три класса: вода, нефть и лёд с сушей — впервые выделив лёд в отдельный класс. Источник данных — Copernicus, ESA. Но сырой снимок нельзя подавать в сеть напрямую — сначала его нужно подготовить.</w:t>
+        <w:t>Почему именно радар? Радар Sentinel-1 работает круглосуточно и сквозь облака, данные бесплатны. Физика простая: нефть гасит мелкую рябь на воде — это эффект Марангони — и на снимке появляется тёмное пятно. Но главная сложность именно здесь: такие же тёмные пятна дают молодой лёд, зоны штиля и биоплёнки. Это ложные цели, и до 70 процентов тёмных пятен в Арктике — это лёд, а не нефть. Поэтому я разметил датасет на три класса: вода, нефть и лёд с сушей — впервые выделив лёд в отдельный класс. Источник данных — Copernicus, ESA. Итоговый датасет — около 60 сцен с четырёх портов, порядка 500 тайлов с ручной разметкой. Но сырой снимок нельзя подавать в сеть напрямую — сначала его нужно подготовить.</w:t>
       </w:r>
     </w:p>
     <w:p>
@@ -161,7 +161,7 @@
           <w:rFonts w:ascii="Times New Roman" w:hAnsi="Times New Roman"/>
           <w:sz w:val="26"/>
         </w:rPr>
-        <w:t>Подготовка нужна потому, что радарные данные содержат шум и геометрические искажения, и идёт она в два этапа. На первом этапе в ESA SNAP восемь шагов: уточнение орбиты, снятие теплового шума антенны, калибровка в коэффициент обратного рассеяния, подавление спекл-шума фильтром Ли семь на семь, наложение маски суши и воды по SRTM с расширением берега на десять пикселей, коррекция геометрии по методу Range-Doppler, адаптивная детекция тёмных зон с порогом T = μ − 1.3σ и кластеризация с минимальным размером 300 пикселей — на выходе GeoTIFF. На втором этапе в QGIS я загружаю полученные GeoTIFF, уточняю береговую линию, размечаю эталонные участки нефти, льда и воды, собираю трёхклассовые маски и нарезаю на тайлы 256 на 256 с перекрытием. Итого — более четырёх тысяч геопривязанных тайлов с масками для обучения. Прежде чем рассказать о самой нейросети, покажу, как система отрабатывает на реальных разливах.</w:t>
+        <w:t>Подготовка нужна потому, что радарные данные содержат шум и геометрические искажения, и идёт она в два этапа. На первом этапе в ESA SNAP восемь шагов: уточнение орбиты, снятие теплового шума антенны, калибровка в коэффициент обратного рассеяния, подавление спекл-шума фильтром Ли семь на семь, наложение маски суши и воды по SRTM с расширением берега на десять пикселей, коррекция геометрии по методу Range-Doppler, адаптивная детекция тёмных зон с порогом T = μ − 1.3σ и кластеризация с минимальным размером 300 пикселей — на выходе GeoTIFF. На втором этапе в QGIS я загружаю полученные GeoTIFF, уточняю береговую линию, размечаю эталонные участки нефти, льда и воды, собираю трёхклассовые маски и нарезаю на тайлы 256 на 256 с перекрытием. Итого — около 500 геопривязанных тайлов 256×256 с разметкой для обучения. Прежде чем рассказать о самой нейросети, покажу, как система отрабатывает на реальных разливах.</w:t>
       </w:r>
     </w:p>
     <w:p>
@@ -215,7 +215,7 @@
           <w:rFonts w:ascii="Times New Roman" w:hAnsi="Times New Roman"/>
           <w:sz w:val="26"/>
         </w:rPr>
-        <w:t>Теперь о главной сложности — ложных целях в действии. Мы протестировали модель на трёх новых портах: Варандей, Печенга и Сабетта. На снимках везде видны тёмные аномалии. Но не все они — нефть! Молодой лёд — жировой, нилас, шуга — гасит рябь точно так же, как нефть, и выглядит на радаре почти неотличимо. Это и есть ложные цели. Посмотрим на цифры: на Кольском заливе доля ложных тревог — 1.4 процента, на Сабетте она вырастает до 6.2. Вот почему наш F1 снижается с 0.89 на Кольском до 0.76 на Сабетте. Именно для решения этой проблемы мы выделили лёд в отдельный третий класс — это ключевой элемент нашей научной новизны. Теперь посмотрим, как устроена сама нейросеть, которая различает эти классы.</w:t>
+        <w:t>Мы протестировали систему на трёх новых портах — Варандей, Печенга, Сабетта — без дополнительного обучения, то есть в режиме zero-shot. На снимках везде видны тёмные аномалии, но не все они нефть. Молодой лёд — жировой, нилас, шуга — гасит рябь точно так же, как нефть. Это и есть ложные цели. Посмотрим на числа: на Кольском заливе доля ложных тревог, то есть FP, составляет 1.4 процента; на Сабетте — уже 6.2 процента. Именно там, в Обской губе, много молодого льда, и F1 падает с 0.89 до 0.76. Это не провал — это честно измеренная граница применимости системы без дообучения. Для её решения мы и выделяем лёд в третий отдельный класс. Теперь — архитектура нейросети и результаты.</w:t>
       </w:r>
     </w:p>
     <w:p>
@@ -229,7 +229,7 @@
           <w:color w:val="1E3A5F"/>
           <w:sz w:val="24"/>
         </w:rPr>
-        <w:t>Слайд 8 — Модель DeepLabV3+</w:t>
+        <w:t>Слайд 8 — Модель DeepLabV3+ и результаты</w:t>
       </w:r>
     </w:p>
     <w:p>
@@ -242,7 +242,7 @@
           <w:rFonts w:ascii="Times New Roman" w:hAnsi="Times New Roman"/>
           <w:sz w:val="26"/>
         </w:rPr>
-        <w:t>Для автоматического распознавания я адаптировал нейросеть DeepLabV3+. Энкодер ResNet-50 перестроен под одноканальные радарные данные, блок ASPP улавливает объекты разного масштаба — от небольшого пятна до крупного разлива, а блоки внимания scSE подавляют шум и усиливают нефтяные пятна. Поскольку нефти на снимках очень мало — всего 2.4 процента — обучение шло с сильной балансировкой классов и комбинированной функцией потерь. Перейдём к тому, каких результатов удалось достичь.</w:t>
+        <w:t>Перейдём к архитектуре нейросети и её результатам. Я использовал DeepLabV3+ и адаптировал его под одноканальные радарные данные. Энкодер ResNet-50 предобучен на ImageNet — это позволяет не учиться с нуля. Блок ASPP улавливает нефтяные пятна любого масштаба: и маленькие, и протяжённые. Блоки внимания scSE подавляют зернистый спекл-шум, характерный для радара, и усиливают отклик именно от нефти. Выходных класса три: вода, нефть и лёд с сушей. Поскольку нефть — очень редкий класс, обучение шло с сильной балансировкой. Детекция кандидатов делается адаптивным порогом: T равен среднему минус полтора стандартных отклонения яркости воды. Всё, что темнее — идёт в сеть. Теперь результаты. На Кольском заливе: F1 по нефти — 0.89. Это означает: из 100 нефтяных пятен 89 найдено, и 89 процентов найденного — действительно нефть. mIoU 0.82 — 82 процента площади по всем трём классам классифицировано верно. Справа внизу — перенос модели на новые порты без дообучения. На Варандее F1 равен 0.84, на Сабетте падает до 0.76, а доля ложных тревог там вырастает до 6.2 процента — из-за льда. Теперь обобщу, в чём научная новизна работы.</w:t>
       </w:r>
     </w:p>
     <w:p>
@@ -256,7 +256,7 @@
           <w:color w:val="1E3A5F"/>
           <w:sz w:val="24"/>
         </w:rPr>
-        <w:t>Слайд 9 — Результаты и метрики</w:t>
+        <w:t>Слайд 9 — Научная новизна и сравнение с аналогами</w:t>
       </w:r>
     </w:p>
     <w:p>
@@ -269,7 +269,7 @@
           <w:rFonts w:ascii="Times New Roman" w:hAnsi="Times New Roman"/>
           <w:sz w:val="26"/>
         </w:rPr>
-        <w:t>Результаты. На Кольском заливе модель достигла точности 95.8 процента. Поясню метрики, чтобы не осталось вопросов. mIoU 0.82 означает, что 82 процента площади по всем трём классам классифицированы верно. F1 по нефти 0.89 — это баланс полноты и точности: из 100 нефтяных пятен 89 найдено, и 89 процентов найденного — действительно нефть. Сама детекция тёмных зон опирается на адаптивный порог: T равен среднему минус 1.3 стандартных отклонения яркости воды — всё, что темнее, считается кандидатом в нефть и затем проверяется сетью. Кривые обучения слева показывают устойчивую сходимость без переобучения, а график справа внизу — перенос модели: F1 снижается с 0.89 на Кольском до 0.76 на Сабетте, и причину мы уже объяснили — там больше льда. Теперь обобщу, в чём именно состоит научная новизна работы.</w:t>
+        <w:t>Научная новизна — в трёх элементах. Первый и главный: трёхклассовая разметка. Все существующие аналоги — Krestenitis 2019, Brekke 2005 — используют два класса: нефть и фон. Мы добавляем третий класс: лёд и суша. Только так можно отличить нефть от молодого льда — без этого в Арктике система захлебнётся в ложных тревогах. Второй элемент: адаптация DeepLabV3+ под одноканальный радарный сигнал VV вместо трёхканального RGB. Третий: мы впервые количественно измерили, как качество деградирует при переносе модели на новые порты. На графике справа — прямое сравнение: наш F1 0.89 против 0.86 у адаптивного порога и 0.80 у U-Net из литературы. И в завершение — общие выводы по работе.</w:t>
       </w:r>
     </w:p>
     <w:p>
@@ -283,7 +283,7 @@
           <w:color w:val="1E3A5F"/>
           <w:sz w:val="24"/>
         </w:rPr>
-        <w:t>Слайд 10 — Научная новизна и сравнение с аналогами</w:t>
+        <w:t>Слайд 10 — Выводы и практическая значимость</w:t>
       </w:r>
     </w:p>
     <w:p>
@@ -296,34 +296,7 @@
           <w:rFonts w:ascii="Times New Roman" w:hAnsi="Times New Roman"/>
           <w:sz w:val="26"/>
         </w:rPr>
-        <w:t>Научная новизна работы — в трёх вещах. Первое: первый трёхклассовый датасет для российской Арктики, где лёд выделен в отдельный класс — это прямое решение проблемы ложных целей. Второе: адаптация DeepLabV3+ под одноканальный радарный вход. Третье: впервые количественно измерена деградация качества при переносе модели на новые порты. На графике справа видно, что наш метод превосходит все аналоги из литературы: F1 равен 0.89 против 0.86 у ближайшего конкурента — адаптивного порога — и 0.80 у U-Net. И в завершение — общие выводы по работе.</w:t>
-      </w:r>
-    </w:p>
-    <w:p>
-      <w:pPr>
-        <w:spacing w:before="160" w:after="40"/>
-      </w:pPr>
-      <w:r>
-        <w:rPr>
-          <w:rFonts w:ascii="Times New Roman" w:hAnsi="Times New Roman"/>
-          <w:b/>
-          <w:color w:val="1E3A5F"/>
-          <w:sz w:val="24"/>
-        </w:rPr>
-        <w:t>Слайд 11 — Выводы и практическая значимость</w:t>
-      </w:r>
-    </w:p>
-    <w:p>
-      <w:pPr>
-        <w:spacing w:line="324" w:lineRule="auto" w:after="80"/>
-        <w:jc w:val="both"/>
-      </w:pPr>
-      <w:r>
-        <w:rPr>
-          <w:rFonts w:ascii="Times New Roman" w:hAnsi="Times New Roman"/>
-          <w:sz w:val="26"/>
-        </w:rPr>
-        <w:t>Итог. Создан полный рабочий конвейер: от обработки снимка в SNAP и QGIS, через сегментацию нейросетью, до верификации результата по метеоданным и судовому трафику. Собран первый трёхклассовый датасет для российской Арктики из 1125 сцен. Достигнут F1 0.89 — выше всех аналогов из литературы. Метод проверен на четырёх портах, и мы объяснили, почему F1 снижается: виноват молодой лёд как ложная цель — именно эту проблему решает наш трёхклассовый подход. Система готова к практическому мониторингу. Спасибо за внимание, готов ответить на вопросы.</w:t>
+        <w:t>Итог. Создан полный рабочий конвейер: SNAP и QGIS — обработка снимков, DeepLabV3+ — сегментация, ERA5 и AIS — верификация. Собран первый трёхклассовый датасет для российской Арктики: около 60 сцен Sentinel-1, порядка 500 размеченных тайлов. Достигнут F1 равен 0.89 — это выше всех аналогов из литературы. F1 — это баланс полноты и точности: из 100 нефтяных пятен найдено 89, и 89 процентов найденного — действительно нефть, а не ложная цель. Метод проверен на четырёх портах. Деградация при переносе объяснена: молодой лёд как ложная цель — именно для этого нужен третий класс. Система готова к всепогодному автоматическому мониторингу. Спасибо за внимание, готов ответить на вопросы.</w:t>
       </w:r>
     </w:p>
     <w:sectPr>

--- a/thesis/presentation/Речь_к_защите_2026.docx
+++ b/thesis/presentation/Речь_к_защите_2026.docx
@@ -53,7 +53,7 @@
           <w:rFonts w:ascii="Times New Roman" w:hAnsi="Times New Roman"/>
           <w:sz w:val="26"/>
         </w:rPr>
-        <w:t>Здравствуйте, уважаемые члены комиссии! Тема моей работы — разработка системы автоматического детектирования нефтяных разливов в акваториях арктических портов по данным спутниковой радиолокации. Научный руководитель — кандидат технических наук, доцент Митько Арсений Валерьевич. Позвольте начать с цели и задач исследования.</w:t>
+        <w:t>Здравствуйте, уважаемые члены комиссии! Тема моей работы — разработка системы автоматического детектирования нефтяных разливов в акваториях арктических портов по данным спутниковой радиолокации. Научный руководитель — кандидат технических наук, доцент Митько Арсений Валерьевич. Позвольте начать с того, почему эта тема актуальна.</w:t>
       </w:r>
     </w:p>
     <w:p>
@@ -67,7 +67,7 @@
           <w:color w:val="1E3A5F"/>
           <w:sz w:val="24"/>
         </w:rPr>
-        <w:t>Слайд 2 — Цель и задачи</w:t>
+        <w:t>Слайд 2 — Актуальность</w:t>
       </w:r>
     </w:p>
     <w:p>
@@ -80,7 +80,7 @@
           <w:rFonts w:ascii="Times New Roman" w:hAnsi="Times New Roman"/>
           <w:sz w:val="26"/>
         </w:rPr>
-        <w:t>Цель работы — создать систему, которая по радарным снимкам Sentinel-1 автоматически находит нефтяные разливы и при этом не путает их с похожими тёмными пятнами. Для этого я поставил пять задач: изучить физику радиолокации нефти и систематизировать ложные цели; реализовать конвейер предобработки в SNAP и QGIS; собрать трёхклассовый датасет; адаптировать и обучить нейросеть DeepLabV3+; и проверить перенос модели на новые порты. Но прежде чем переходить к решению, важно понять масштаб самой проблемы.</w:t>
+        <w:t>Почему эта тема актуальна. Ежегодно в Мировой океан попадает более 700 тысяч тонн нефти, а в холодной арктической воде она разлагается в 5–10 раз медленнее. При этом оптические спутники здесь почти бесполезны: больше 80 процентов времени мешают облака и полярная ночь. Два показательных случая в российской Арктике. Первый — Кольский залив, август 2024 года: утечка нефтепродуктов при бункеровке танкера у нефтегавани Мурманска, пятно зафиксировано Sentinel-1. Второй — Норильск, май 2020-го: авария ТЭЦ-3 НТЭК, двадцать одна тысяча тонн дизтоплива в реки, крупнейший разлив Арктики, штраф 146 миллиардов. Именно такие события требуют надёжного автоматического мониторинга. Чтобы ответить на эту потребность, я и сформулировал цель и задачи работы.</w:t>
       </w:r>
     </w:p>
     <w:p>
@@ -94,7 +94,7 @@
           <w:color w:val="1E3A5F"/>
           <w:sz w:val="24"/>
         </w:rPr>
-        <w:t>Слайд 3 — Актуальность</w:t>
+        <w:t>Слайд 3 — Цель и задачи</w:t>
       </w:r>
     </w:p>
     <w:p>
@@ -107,7 +107,7 @@
           <w:rFonts w:ascii="Times New Roman" w:hAnsi="Times New Roman"/>
           <w:sz w:val="26"/>
         </w:rPr>
-        <w:t>Почему эта тема актуальна. Ежегодно в Мировой океан попадает более 700 тысяч тонн нефти, а в холодной арктической воде она разлагается в 5–10 раз медленнее. При этом оптические спутники здесь почти бесполезны: больше 80 процентов времени мешают облака и полярная ночь. Два показательных случая в российской Арктике. Первый — Кольский залив, август 2024 года: утечка нефтепродуктов при бункеровке танкера у нефтегавани Мурманска, пятно зафиксировано Sentinel-1. Второй — Норильск, май 2020-го: авария ТЭЦ-3 НТЭК, двадцать одна тысяча тонн дизтоплива в реки, крупнейший разлив Арктики, штраф 146 миллиардов. Именно такие события требуют надёжного автоматического мониторинга. Возникает вопрос: как надёжно обнаруживать разливы в Арктике? Ответ — спутниковая радиолокация.</w:t>
+        <w:t>Цель работы — создать систему, которая по радарным снимкам Sentinel-1 автоматически находит нефтяные разливы и при этом не путает их с похожими тёмными пятнами. Для этого я поставил пять задач: изучить физику радиолокации нефти и систематизировать ложные цели; реализовать конвейер предобработки в SNAP и QGIS; собрать трёхклассовый датасет; адаптировать и обучить нейросеть DeepLabV3+; и проверить перенос модели на новые порты. Перейдём к тому, на каких данных и каким методом решается эта задача.</w:t>
       </w:r>
     </w:p>
     <w:p>
@@ -134,7 +134,7 @@
           <w:rFonts w:ascii="Times New Roman" w:hAnsi="Times New Roman"/>
           <w:sz w:val="26"/>
         </w:rPr>
-        <w:t>Почему именно радар? Радар Sentinel-1 работает круглосуточно и сквозь облака, данные бесплатны. Физика простая: нефть гасит мелкую рябь на воде — это эффект Марангони — и на снимке появляется тёмное пятно. Но главная сложность именно здесь: такие же тёмные пятна дают молодой лёд, зоны штиля и биоплёнки. Это ложные цели, и до 70 процентов тёмных пятен в Арктике — это лёд, а не нефть. Поэтому я разметил датасет на три класса: вода, нефть и лёд с сушей — впервые выделив лёд в отдельный класс. Источник данных — Copernicus, ESA. Итоговый датасет — около 60 сцен с четырёх портов, порядка 500 тайлов с ручной разметкой. Но сырой снимок нельзя подавать в сеть напрямую — сначала его нужно подготовить.</w:t>
+        <w:t>Почему именно радар? Радар Sentinel-1 работает круглосуточно и сквозь облака, данные бесплатны. Физика простая: нефть гасит мелкую рябь на воде — это эффект Марангони — и на снимке появляется тёмное пятно. Но главная сложность именно здесь: такие же тёмные пятна дают молодой лёд, зоны штиля и биоплёнки. Это ложные цели, и до 70 процентов тёмных пятен в Арктике — это лёд, а не нефть. Поэтому я разметил датасет на три класса: вода, нефть и лёд с сушей — впервые выделив лёд в отдельный класс. Источник данных — Copernicus, ESA. Основа датасета — временной ряд из одиннадцати сцен Кольского залива, плюс сцены трёх других портов для апробации: всего около восемнадцати сцен, порядка ста пятидесяти размеченных тайлов. Но сырой снимок нельзя подавать в сеть напрямую — сначала его нужно подготовить.</w:t>
       </w:r>
     </w:p>
     <w:p>
@@ -161,7 +161,7 @@
           <w:rFonts w:ascii="Times New Roman" w:hAnsi="Times New Roman"/>
           <w:sz w:val="26"/>
         </w:rPr>
-        <w:t>Подготовка нужна потому, что радарные данные содержат шум и геометрические искажения, и идёт она в два этапа. На первом этапе в ESA SNAP восемь шагов: уточнение орбиты, снятие теплового шума антенны, калибровка в коэффициент обратного рассеяния, подавление спекл-шума фильтром Ли семь на семь, наложение маски суши и воды по SRTM с расширением берега на десять пикселей, коррекция геометрии по методу Range-Doppler, адаптивная детекция тёмных зон с порогом T = μ − 1.3σ и кластеризация с минимальным размером 300 пикселей — на выходе GeoTIFF. На втором этапе в QGIS я загружаю полученные GeoTIFF, уточняю береговую линию, размечаю эталонные участки нефти, льда и воды, собираю трёхклассовые маски и нарезаю на тайлы 256 на 256 с перекрытием. Итого — около 500 геопривязанных тайлов 256×256 с разметкой для обучения. Прежде чем рассказать о самой нейросети, покажу, как система отрабатывает на реальных разливах.</w:t>
+        <w:t>Подготовка нужна потому, что радарные данные содержат шум и геометрические искажения, и идёт она в два этапа. На первом этапе в ESA SNAP восемь шагов: уточнение орбиты, снятие теплового шума антенны, калибровка в коэффициент обратного рассеяния, подавление спекл-шума фильтром Ли семь на семь, наложение маски суши и воды по SRTM с расширением берега на десять пикселей, коррекция геометрии по методу Range-Doppler, адаптивная детекция тёмных зон с порогом T = μ − 1.3σ и кластеризация с минимальным размером 300 пикселей — на выходе GeoTIFF. На втором этапе в QGIS я загружаю полученные GeoTIFF, уточняю береговую линию, размечаю эталонные участки нефти, льда и воды, собираю трёхклассовые маски и нарезаю на тайлы 256 на 256 с перекрытием. Итого — около ста пятидесяти геопривязанных тайлов с разметкой для обучения. Прежде чем рассказать о самой нейросети, покажу, как система отрабатывает на реальных разливах.</w:t>
       </w:r>
     </w:p>
     <w:p>
@@ -296,7 +296,7 @@
           <w:rFonts w:ascii="Times New Roman" w:hAnsi="Times New Roman"/>
           <w:sz w:val="26"/>
         </w:rPr>
-        <w:t>Итог. Создан полный рабочий конвейер: SNAP и QGIS — обработка снимков, DeepLabV3+ — сегментация, ERA5 и AIS — верификация. Собран первый трёхклассовый датасет для российской Арктики: около 60 сцен Sentinel-1, порядка 500 размеченных тайлов. Достигнут F1 равен 0.89 — это выше всех аналогов из литературы. F1 — это баланс полноты и точности: из 100 нефтяных пятен найдено 89, и 89 процентов найденного — действительно нефть, а не ложная цель. Метод проверен на четырёх портах. Деградация при переносе объяснена: молодой лёд как ложная цель — именно для этого нужен третий класс. Система готова к всепогодному автоматическому мониторингу. Спасибо за внимание, готов ответить на вопросы.</w:t>
+        <w:t>Итог. Создан полный рабочий конвейер: SNAP и QGIS — обработка снимков, DeepLabV3+ — сегментация, ERA5 и AIS — верификация. Собран первый трёхклассовый датасет для российской Арктики: около восемнадцати сцен Sentinel-1 — одиннадцать по Кольскому заливу и сцены трёх портов для апробации, — порядка ста пятидесяти размеченных тайлов. Достигнут F1 равен 0.89 — это выше всех аналогов из литературы. F1 — это баланс полноты и точности: из 100 нефтяных пятен найдено 89, и 89 процентов найденного — действительно нефть, а не ложная цель. Метод проверен на четырёх портах. Деградация при переносе объяснена: молодой лёд как ложная цель — именно для этого нужен третий класс. Система готова к всепогодному автоматическому мониторингу. Спасибо за внимание, готов ответить на вопросы.</w:t>
       </w:r>
     </w:p>
     <w:sectPr>
